--- a/MP1/MP1.docx
+++ b/MP1/MP1.docx
@@ -19,13 +19,592 @@
     </w:p>
     <w:p>
       <w:r>
-        <w:t xml:space="preserve">In this assignment, I used the sequential CCL algorithm </w:t>
+        <w:t>In this assignment, I</w:t>
+      </w:r>
+      <w:r>
+        <w:t xml:space="preserve"> used the sequential CCL algorithm to label the isolated regions within an image. Additionally, a size filter is implemented to </w:t>
+      </w:r>
+      <w:r>
+        <w:t>remove regions of noise</w:t>
       </w:r>
     </w:p>
+    <w:p>
+      <w:pPr>
+        <w:rPr>
+          <w:b/>
+          <w:bCs/>
+        </w:rPr>
+      </w:pPr>
+      <w:r>
+        <w:rPr>
+          <w:b/>
+          <w:bCs/>
+        </w:rPr>
+        <w:t>Algorithm</w:t>
+      </w:r>
+    </w:p>
+    <w:p>
+      <w:r>
+        <w:t xml:space="preserve">The sequential CCL algorithm assumes that only the pixels directly above and </w:t>
+      </w:r>
+      <w:r>
+        <w:t>to the side are neighbours. We traverse along every pixel (starting at the top left) and</w:t>
+      </w:r>
+      <w:r>
+        <w:t xml:space="preserve">, if it is a “white” pixel then we compare it against the pixel above it and to it’s left since those pixels would already have been labelled in our traversal. </w:t>
+      </w:r>
+    </w:p>
+    <w:p>
+      <w:r>
+        <w:t>This leads to 4 cases which each cause a different result for our pixel being analysed</w:t>
+      </w:r>
+    </w:p>
+    <w:p>
+      <w:pPr>
+        <w:pStyle w:val="ListParagraph"/>
+        <w:numPr>
+          <w:ilvl w:val="0"/>
+          <w:numId w:val="1"/>
+        </w:numPr>
+      </w:pPr>
+      <w:r>
+        <w:t>Both are non zero and have the same value: the new pixel gets that value</w:t>
+      </w:r>
+    </w:p>
+    <w:p>
+      <w:pPr>
+        <w:pStyle w:val="ListParagraph"/>
+        <w:numPr>
+          <w:ilvl w:val="0"/>
+          <w:numId w:val="1"/>
+        </w:numPr>
+      </w:pPr>
+      <w:r>
+        <w:t>One is zero</w:t>
+      </w:r>
+      <w:r>
+        <w:t xml:space="preserve">, the other is non zero: the </w:t>
+      </w:r>
+      <w:r>
+        <w:t>new pixel takes the non-zero value</w:t>
+      </w:r>
+    </w:p>
+    <w:p>
+      <w:pPr>
+        <w:pStyle w:val="ListParagraph"/>
+        <w:numPr>
+          <w:ilvl w:val="0"/>
+          <w:numId w:val="1"/>
+        </w:numPr>
+      </w:pPr>
+      <w:r>
+        <w:t>Both are non zero and have different values: the new pixel takes the smaller value *</w:t>
+      </w:r>
+    </w:p>
+    <w:p>
+      <w:pPr>
+        <w:pStyle w:val="ListParagraph"/>
+        <w:numPr>
+          <w:ilvl w:val="1"/>
+          <w:numId w:val="1"/>
+        </w:numPr>
+      </w:pPr>
+      <w:r>
+        <w:t xml:space="preserve">Additionally the two values are stored as a set since they are now know to be the same </w:t>
+      </w:r>
+      <w:r>
+        <w:t>isolated region</w:t>
+      </w:r>
+    </w:p>
+    <w:p>
+      <w:pPr>
+        <w:pStyle w:val="ListParagraph"/>
+        <w:numPr>
+          <w:ilvl w:val="0"/>
+          <w:numId w:val="1"/>
+        </w:numPr>
+      </w:pPr>
+      <w:r>
+        <w:t xml:space="preserve">Both are zero: the region is given the next value </w:t>
+      </w:r>
+    </w:p>
+    <w:p>
+      <w:r>
+        <w:t xml:space="preserve">Finally another pass over the pixels is completed to use the set_list and </w:t>
+      </w:r>
+      <w:r>
+        <w:t>link all the labelled regions together</w:t>
+      </w:r>
+      <w:r>
+        <w:t>.</w:t>
+      </w:r>
+    </w:p>
+    <w:p>
+      <w:r>
+        <w:t xml:space="preserve">An optional command to the function lets you remove feature with fewer pixels than your specified value. A value of </w:t>
+      </w:r>
+      <w:r>
+        <w:t>10</w:t>
+      </w:r>
+      <w:r>
+        <w:t xml:space="preserve">0 was found to remove </w:t>
+      </w:r>
+      <w:r>
+        <w:t>some of the noise in gun.bmp while retaining the features in the rest</w:t>
+      </w:r>
+      <w:r>
+        <w:t>.</w:t>
+      </w:r>
+    </w:p>
+    <w:p>
+      <w:pPr>
+        <w:rPr>
+          <w:b/>
+          <w:bCs/>
+        </w:rPr>
+      </w:pPr>
+      <w:r>
+        <w:rPr>
+          <w:b/>
+          <w:bCs/>
+        </w:rPr>
+        <w:t>Results</w:t>
+      </w:r>
+    </w:p>
+    <w:p>
+      <w:r>
+        <w:t xml:space="preserve">In order to show the efficacy of the program, I had it show each image with each region a brighter and brighter shade. Although </w:t>
+      </w:r>
+      <w:r>
+        <w:t>some of the differences are harder to see, it still demonstrates that the program is working</w:t>
+      </w:r>
+      <w:r>
+        <w:t>.</w:t>
+      </w:r>
+    </w:p>
+    <w:tbl>
+      <w:tblPr>
+        <w:tblStyle w:val="TableGrid"/>
+        <w:tblW w:w="0" w:type="auto"/>
+        <w:jc w:val="center"/>
+        <w:tblLook w:val="04A0" w:firstRow="1" w:lastRow="0" w:firstColumn="1" w:lastColumn="0" w:noHBand="0" w:noVBand="1"/>
+      </w:tblPr>
+      <w:tblGrid>
+        <w:gridCol w:w="1451"/>
+        <w:gridCol w:w="2638"/>
+        <w:gridCol w:w="2570"/>
+        <w:gridCol w:w="2691"/>
+      </w:tblGrid>
+      <w:tr>
+        <w:trPr>
+          <w:jc w:val="center"/>
+        </w:trPr>
+        <w:tc>
+          <w:tcPr>
+            <w:tcW w:w="1451" w:type="dxa"/>
+            <w:shd w:val="clear" w:color="auto" w:fill="ADADAD" w:themeFill="background2" w:themeFillShade="BF"/>
+          </w:tcPr>
+          <w:p>
+            <w:pPr>
+              <w:jc w:val="right"/>
+              <w:rPr>
+                <w:b/>
+                <w:bCs/>
+              </w:rPr>
+            </w:pPr>
+          </w:p>
+        </w:tc>
+        <w:tc>
+          <w:tcPr>
+            <w:tcW w:w="2638" w:type="dxa"/>
+            <w:shd w:val="clear" w:color="auto" w:fill="ADADAD" w:themeFill="background2" w:themeFillShade="BF"/>
+          </w:tcPr>
+          <w:p>
+            <w:pPr>
+              <w:jc w:val="center"/>
+              <w:rPr>
+                <w:b/>
+                <w:bCs/>
+              </w:rPr>
+            </w:pPr>
+            <w:r>
+              <w:rPr>
+                <w:b/>
+                <w:bCs/>
+              </w:rPr>
+              <w:t>Test.bmp</w:t>
+            </w:r>
+          </w:p>
+        </w:tc>
+        <w:tc>
+          <w:tcPr>
+            <w:tcW w:w="2570" w:type="dxa"/>
+            <w:shd w:val="clear" w:color="auto" w:fill="ADADAD" w:themeFill="background2" w:themeFillShade="BF"/>
+          </w:tcPr>
+          <w:p>
+            <w:pPr>
+              <w:jc w:val="center"/>
+              <w:rPr>
+                <w:b/>
+                <w:bCs/>
+              </w:rPr>
+            </w:pPr>
+            <w:r>
+              <w:rPr>
+                <w:b/>
+                <w:bCs/>
+              </w:rPr>
+              <w:t>Face.bmp</w:t>
+            </w:r>
+          </w:p>
+        </w:tc>
+        <w:tc>
+          <w:tcPr>
+            <w:tcW w:w="2691" w:type="dxa"/>
+            <w:shd w:val="clear" w:color="auto" w:fill="ADADAD" w:themeFill="background2" w:themeFillShade="BF"/>
+          </w:tcPr>
+          <w:p>
+            <w:pPr>
+              <w:jc w:val="center"/>
+              <w:rPr>
+                <w:b/>
+                <w:bCs/>
+              </w:rPr>
+            </w:pPr>
+            <w:r>
+              <w:rPr>
+                <w:b/>
+                <w:bCs/>
+              </w:rPr>
+              <w:t>Gun.bmp</w:t>
+            </w:r>
+          </w:p>
+        </w:tc>
+      </w:tr>
+      <w:tr>
+        <w:trPr>
+          <w:jc w:val="center"/>
+        </w:trPr>
+        <w:tc>
+          <w:tcPr>
+            <w:tcW w:w="1451" w:type="dxa"/>
+          </w:tcPr>
+          <w:p>
+            <w:pPr>
+              <w:jc w:val="center"/>
+            </w:pPr>
+            <w:r>
+              <w:t>Without size_filter</w:t>
+            </w:r>
+          </w:p>
+        </w:tc>
+        <w:tc>
+          <w:tcPr>
+            <w:tcW w:w="2638" w:type="dxa"/>
+          </w:tcPr>
+          <w:p>
+            <w:pPr>
+              <w:jc w:val="center"/>
+            </w:pPr>
+            <w:r>
+              <w:drawing>
+                <wp:inline distT="0" distB="0" distL="0" distR="0" wp14:anchorId="101D198C" wp14:editId="16C62C6A">
+                  <wp:extent cx="1314450" cy="990600"/>
+                  <wp:effectExtent l="0" t="0" r="0" b="0"/>
+                  <wp:docPr id="1270865583" name="Picture 1"/>
+                  <wp:cNvGraphicFramePr>
+                    <a:graphicFrameLocks xmlns:a="http://schemas.openxmlformats.org/drawingml/2006/main" noChangeAspect="1"/>
+                  </wp:cNvGraphicFramePr>
+                  <a:graphic xmlns:a="http://schemas.openxmlformats.org/drawingml/2006/main">
+                    <a:graphicData uri="http://schemas.openxmlformats.org/drawingml/2006/picture">
+                      <pic:pic xmlns:pic="http://schemas.openxmlformats.org/drawingml/2006/picture">
+                        <pic:nvPicPr>
+                          <pic:cNvPr id="1270865583" name=""/>
+                          <pic:cNvPicPr/>
+                        </pic:nvPicPr>
+                        <pic:blipFill>
+                          <a:blip r:embed="rId7"/>
+                          <a:stretch>
+                            <a:fillRect/>
+                          </a:stretch>
+                        </pic:blipFill>
+                        <pic:spPr>
+                          <a:xfrm>
+                            <a:off x="0" y="0"/>
+                            <a:ext cx="1320993" cy="995531"/>
+                          </a:xfrm>
+                          <a:prstGeom prst="rect">
+                            <a:avLst/>
+                          </a:prstGeom>
+                        </pic:spPr>
+                      </pic:pic>
+                    </a:graphicData>
+                  </a:graphic>
+                </wp:inline>
+              </w:drawing>
+            </w:r>
+          </w:p>
+        </w:tc>
+        <w:tc>
+          <w:tcPr>
+            <w:tcW w:w="2570" w:type="dxa"/>
+          </w:tcPr>
+          <w:p>
+            <w:pPr>
+              <w:jc w:val="center"/>
+            </w:pPr>
+            <w:r>
+              <w:drawing>
+                <wp:inline distT="0" distB="0" distL="0" distR="0" wp14:anchorId="14E1FFAC" wp14:editId="044F9A39">
+                  <wp:extent cx="1143000" cy="1018953"/>
+                  <wp:effectExtent l="0" t="0" r="0" b="0"/>
+                  <wp:docPr id="2018663712" name="Picture 1"/>
+                  <wp:cNvGraphicFramePr>
+                    <a:graphicFrameLocks xmlns:a="http://schemas.openxmlformats.org/drawingml/2006/main" noChangeAspect="1"/>
+                  </wp:cNvGraphicFramePr>
+                  <a:graphic xmlns:a="http://schemas.openxmlformats.org/drawingml/2006/main">
+                    <a:graphicData uri="http://schemas.openxmlformats.org/drawingml/2006/picture">
+                      <pic:pic xmlns:pic="http://schemas.openxmlformats.org/drawingml/2006/picture">
+                        <pic:nvPicPr>
+                          <pic:cNvPr id="2018663712" name=""/>
+                          <pic:cNvPicPr/>
+                        </pic:nvPicPr>
+                        <pic:blipFill>
+                          <a:blip r:embed="rId8"/>
+                          <a:stretch>
+                            <a:fillRect/>
+                          </a:stretch>
+                        </pic:blipFill>
+                        <pic:spPr>
+                          <a:xfrm>
+                            <a:off x="0" y="0"/>
+                            <a:ext cx="1152812" cy="1027701"/>
+                          </a:xfrm>
+                          <a:prstGeom prst="rect">
+                            <a:avLst/>
+                          </a:prstGeom>
+                        </pic:spPr>
+                      </pic:pic>
+                    </a:graphicData>
+                  </a:graphic>
+                </wp:inline>
+              </w:drawing>
+            </w:r>
+          </w:p>
+        </w:tc>
+        <w:tc>
+          <w:tcPr>
+            <w:tcW w:w="2691" w:type="dxa"/>
+          </w:tcPr>
+          <w:p>
+            <w:pPr>
+              <w:jc w:val="center"/>
+            </w:pPr>
+            <w:r>
+              <w:drawing>
+                <wp:inline distT="0" distB="0" distL="0" distR="0" wp14:anchorId="4B725D89" wp14:editId="3C40C330">
+                  <wp:extent cx="1366757" cy="971550"/>
+                  <wp:effectExtent l="0" t="0" r="5080" b="0"/>
+                  <wp:docPr id="854378479" name="Picture 1"/>
+                  <wp:cNvGraphicFramePr>
+                    <a:graphicFrameLocks xmlns:a="http://schemas.openxmlformats.org/drawingml/2006/main" noChangeAspect="1"/>
+                  </wp:cNvGraphicFramePr>
+                  <a:graphic xmlns:a="http://schemas.openxmlformats.org/drawingml/2006/main">
+                    <a:graphicData uri="http://schemas.openxmlformats.org/drawingml/2006/picture">
+                      <pic:pic xmlns:pic="http://schemas.openxmlformats.org/drawingml/2006/picture">
+                        <pic:nvPicPr>
+                          <pic:cNvPr id="854378479" name=""/>
+                          <pic:cNvPicPr/>
+                        </pic:nvPicPr>
+                        <pic:blipFill>
+                          <a:blip r:embed="rId9"/>
+                          <a:stretch>
+                            <a:fillRect/>
+                          </a:stretch>
+                        </pic:blipFill>
+                        <pic:spPr>
+                          <a:xfrm>
+                            <a:off x="0" y="0"/>
+                            <a:ext cx="1373911" cy="976636"/>
+                          </a:xfrm>
+                          <a:prstGeom prst="rect">
+                            <a:avLst/>
+                          </a:prstGeom>
+                        </pic:spPr>
+                      </pic:pic>
+                    </a:graphicData>
+                  </a:graphic>
+                </wp:inline>
+              </w:drawing>
+            </w:r>
+          </w:p>
+        </w:tc>
+      </w:tr>
+      <w:tr>
+        <w:trPr>
+          <w:jc w:val="center"/>
+        </w:trPr>
+        <w:tc>
+          <w:tcPr>
+            <w:tcW w:w="1451" w:type="dxa"/>
+          </w:tcPr>
+          <w:p>
+            <w:pPr>
+              <w:jc w:val="center"/>
+            </w:pPr>
+            <w:r>
+              <w:t>With size_fitler</w:t>
+            </w:r>
+          </w:p>
+        </w:tc>
+        <w:tc>
+          <w:tcPr>
+            <w:tcW w:w="2638" w:type="dxa"/>
+          </w:tcPr>
+          <w:p>
+            <w:pPr>
+              <w:jc w:val="center"/>
+            </w:pPr>
+            <w:r>
+              <w:drawing>
+                <wp:inline distT="0" distB="0" distL="0" distR="0" wp14:anchorId="2C880D6D" wp14:editId="7A77D34E">
+                  <wp:extent cx="1314450" cy="990600"/>
+                  <wp:effectExtent l="0" t="0" r="0" b="0"/>
+                  <wp:docPr id="282637846" name="Picture 1"/>
+                  <wp:cNvGraphicFramePr>
+                    <a:graphicFrameLocks xmlns:a="http://schemas.openxmlformats.org/drawingml/2006/main" noChangeAspect="1"/>
+                  </wp:cNvGraphicFramePr>
+                  <a:graphic xmlns:a="http://schemas.openxmlformats.org/drawingml/2006/main">
+                    <a:graphicData uri="http://schemas.openxmlformats.org/drawingml/2006/picture">
+                      <pic:pic xmlns:pic="http://schemas.openxmlformats.org/drawingml/2006/picture">
+                        <pic:nvPicPr>
+                          <pic:cNvPr id="1270865583" name=""/>
+                          <pic:cNvPicPr/>
+                        </pic:nvPicPr>
+                        <pic:blipFill>
+                          <a:blip r:embed="rId7"/>
+                          <a:stretch>
+                            <a:fillRect/>
+                          </a:stretch>
+                        </pic:blipFill>
+                        <pic:spPr>
+                          <a:xfrm>
+                            <a:off x="0" y="0"/>
+                            <a:ext cx="1320993" cy="995531"/>
+                          </a:xfrm>
+                          <a:prstGeom prst="rect">
+                            <a:avLst/>
+                          </a:prstGeom>
+                        </pic:spPr>
+                      </pic:pic>
+                    </a:graphicData>
+                  </a:graphic>
+                </wp:inline>
+              </w:drawing>
+            </w:r>
+          </w:p>
+        </w:tc>
+        <w:tc>
+          <w:tcPr>
+            <w:tcW w:w="2570" w:type="dxa"/>
+          </w:tcPr>
+          <w:p>
+            <w:pPr>
+              <w:jc w:val="center"/>
+            </w:pPr>
+            <w:r>
+              <w:drawing>
+                <wp:inline distT="0" distB="0" distL="0" distR="0" wp14:anchorId="7D1BC5A6" wp14:editId="58B7E708">
+                  <wp:extent cx="1085850" cy="968006"/>
+                  <wp:effectExtent l="0" t="0" r="0" b="3810"/>
+                  <wp:docPr id="2041495798" name="Picture 1"/>
+                  <wp:cNvGraphicFramePr>
+                    <a:graphicFrameLocks xmlns:a="http://schemas.openxmlformats.org/drawingml/2006/main" noChangeAspect="1"/>
+                  </wp:cNvGraphicFramePr>
+                  <a:graphic xmlns:a="http://schemas.openxmlformats.org/drawingml/2006/main">
+                    <a:graphicData uri="http://schemas.openxmlformats.org/drawingml/2006/picture">
+                      <pic:pic xmlns:pic="http://schemas.openxmlformats.org/drawingml/2006/picture">
+                        <pic:nvPicPr>
+                          <pic:cNvPr id="2018663712" name=""/>
+                          <pic:cNvPicPr/>
+                        </pic:nvPicPr>
+                        <pic:blipFill>
+                          <a:blip r:embed="rId8"/>
+                          <a:stretch>
+                            <a:fillRect/>
+                          </a:stretch>
+                        </pic:blipFill>
+                        <pic:spPr>
+                          <a:xfrm>
+                            <a:off x="0" y="0"/>
+                            <a:ext cx="1096169" cy="977206"/>
+                          </a:xfrm>
+                          <a:prstGeom prst="rect">
+                            <a:avLst/>
+                          </a:prstGeom>
+                        </pic:spPr>
+                      </pic:pic>
+                    </a:graphicData>
+                  </a:graphic>
+                </wp:inline>
+              </w:drawing>
+            </w:r>
+          </w:p>
+        </w:tc>
+        <w:tc>
+          <w:tcPr>
+            <w:tcW w:w="2691" w:type="dxa"/>
+          </w:tcPr>
+          <w:p>
+            <w:pPr>
+              <w:jc w:val="center"/>
+            </w:pPr>
+            <w:r>
+              <w:drawing>
+                <wp:inline distT="0" distB="0" distL="0" distR="0" wp14:anchorId="07FFE1C5" wp14:editId="6794BC9E">
+                  <wp:extent cx="1279446" cy="947738"/>
+                  <wp:effectExtent l="0" t="0" r="0" b="5080"/>
+                  <wp:docPr id="589743165" name="Picture 1"/>
+                  <wp:cNvGraphicFramePr>
+                    <a:graphicFrameLocks xmlns:a="http://schemas.openxmlformats.org/drawingml/2006/main" noChangeAspect="1"/>
+                  </wp:cNvGraphicFramePr>
+                  <a:graphic xmlns:a="http://schemas.openxmlformats.org/drawingml/2006/main">
+                    <a:graphicData uri="http://schemas.openxmlformats.org/drawingml/2006/picture">
+                      <pic:pic xmlns:pic="http://schemas.openxmlformats.org/drawingml/2006/picture">
+                        <pic:nvPicPr>
+                          <pic:cNvPr id="589743165" name=""/>
+                          <pic:cNvPicPr/>
+                        </pic:nvPicPr>
+                        <pic:blipFill>
+                          <a:blip r:embed="rId10"/>
+                          <a:stretch>
+                            <a:fillRect/>
+                          </a:stretch>
+                        </pic:blipFill>
+                        <pic:spPr>
+                          <a:xfrm>
+                            <a:off x="0" y="0"/>
+                            <a:ext cx="1284580" cy="951541"/>
+                          </a:xfrm>
+                          <a:prstGeom prst="rect">
+                            <a:avLst/>
+                          </a:prstGeom>
+                        </pic:spPr>
+                      </pic:pic>
+                    </a:graphicData>
+                  </a:graphic>
+                </wp:inline>
+              </w:drawing>
+            </w:r>
+          </w:p>
+        </w:tc>
+      </w:tr>
+    </w:tbl>
+    <w:p/>
     <w:sectPr>
-      <w:headerReference w:type="default" r:id="rId6"/>
+      <w:headerReference w:type="default" r:id="rId11"/>
       <w:pgSz w:w="12240" w:h="15840"/>
-      <w:pgMar w:top="1440" w:right="1440" w:bottom="1440" w:left="1440" w:header="720" w:footer="720" w:gutter="0"/>
+      <w:pgMar w:top="1152" w:right="864" w:bottom="1152" w:left="864" w:header="720" w:footer="720" w:gutter="0"/>
       <w:cols w:space="720"/>
       <w:docGrid w:linePitch="360"/>
     </w:sectPr>
@@ -106,6 +685,126 @@
     </w:r>
   </w:p>
 </w:hdr>
+</file>
+
+<file path=word/numbering.xml><?xml version="1.0" encoding="utf-8"?>
+<w:numbering xmlns:wpc="http://schemas.microsoft.com/office/word/2010/wordprocessingCanvas" xmlns:cx="http://schemas.microsoft.com/office/drawing/2014/chartex" xmlns:cx1="http://schemas.microsoft.com/office/drawing/2015/9/8/chartex" xmlns:cx2="http://schemas.microsoft.com/office/drawing/2015/10/21/chartex" xmlns:cx3="http://schemas.microsoft.com/office/drawing/2016/5/9/chartex" xmlns:cx4="http://schemas.microsoft.com/office/drawing/2016/5/10/chartex" xmlns:cx5="http://schemas.microsoft.com/office/drawing/2016/5/11/chartex" xmlns:cx6="http://schemas.microsoft.com/office/drawing/2016/5/12/chartex" xmlns:cx7="http://schemas.microsoft.com/office/drawing/2016/5/13/chartex" xmlns:cx8="http://schemas.microsoft.com/office/drawing/2016/5/14/chartex" xmlns:mc="http://schemas.openxmlformats.org/markup-compatibility/2006" xmlns:aink="http://schemas.microsoft.com/office/drawing/2016/ink" xmlns:am3d="http://schemas.microsoft.com/office/drawing/2017/model3d" xmlns:o="urn:schemas-microsoft-com:office:office" xmlns:oel="http://schemas.microsoft.com/office/2019/extlst" xmlns:r="http://schemas.openxmlformats.org/officeDocument/2006/relationships" xmlns:m="http://schemas.openxmlformats.org/officeDocument/2006/math" xmlns:v="urn:schemas-microsoft-com:vml" xmlns:wp14="http://schemas.microsoft.com/office/word/2010/wordprocessingDrawing" xmlns:wp="http://schemas.openxmlformats.org/drawingml/2006/wordprocessingDrawing" xmlns:w10="urn:schemas-microsoft-com:office:word" xmlns:w="http://schemas.openxmlformats.org/wordprocessingml/2006/main" xmlns:w14="http://schemas.microsoft.com/office/word/2010/wordml" xmlns:w15="http://schemas.microsoft.com/office/word/2012/wordml" xmlns:w16cex="http://schemas.microsoft.com/office/word/2018/wordml/cex" xmlns:w16cid="http://schemas.microsoft.com/office/word/2016/wordml/cid" xmlns:w16="http://schemas.microsoft.com/office/word/2018/wordml" xmlns:w16du="http://schemas.microsoft.com/office/word/2023/wordml/word16du" xmlns:w16sdtdh="http://schemas.microsoft.com/office/word/2020/wordml/sdtdatahash" xmlns:w16sdtfl="http://schemas.microsoft.com/office/word/2024/wordml/sdtformatlock" xmlns:w16se="http://schemas.microsoft.com/office/word/2015/wordml/symex" xmlns:wpg="http://schemas.microsoft.com/office/word/2010/wordprocessingGroup" xmlns:wpi="http://schemas.microsoft.com/office/word/2010/wordprocessingInk" xmlns:wne="http://schemas.microsoft.com/office/word/2006/wordml" xmlns:wps="http://schemas.microsoft.com/office/word/2010/wordprocessingShape" mc:Ignorable="w14 w15 w16se w16cid w16 w16cex w16sdtdh w16sdtfl w16du wp14">
+  <w:abstractNum w:abstractNumId="0" w15:restartNumberingAfterBreak="0">
+    <w:nsid w:val="48367C43"/>
+    <w:multiLevelType w:val="hybridMultilevel"/>
+    <w:tmpl w:val="3A983344"/>
+    <w:lvl w:ilvl="0" w:tplc="D7487998">
+      <w:numFmt w:val="bullet"/>
+      <w:lvlText w:val="-"/>
+      <w:lvlJc w:val="left"/>
+      <w:pPr>
+        <w:ind w:left="720" w:hanging="360"/>
+      </w:pPr>
+      <w:rPr>
+        <w:rFonts w:ascii="Aptos" w:eastAsiaTheme="minorHAnsi" w:hAnsi="Aptos" w:cstheme="minorBidi" w:hint="default"/>
+      </w:rPr>
+    </w:lvl>
+    <w:lvl w:ilvl="1" w:tplc="04090003">
+      <w:start w:val="1"/>
+      <w:numFmt w:val="bullet"/>
+      <w:lvlText w:val="o"/>
+      <w:lvlJc w:val="left"/>
+      <w:pPr>
+        <w:ind w:left="1440" w:hanging="360"/>
+      </w:pPr>
+      <w:rPr>
+        <w:rFonts w:ascii="Courier New" w:hAnsi="Courier New" w:cs="Courier New" w:hint="default"/>
+      </w:rPr>
+    </w:lvl>
+    <w:lvl w:ilvl="2" w:tplc="04090005" w:tentative="1">
+      <w:start w:val="1"/>
+      <w:numFmt w:val="bullet"/>
+      <w:lvlText w:val=""/>
+      <w:lvlJc w:val="left"/>
+      <w:pPr>
+        <w:ind w:left="2160" w:hanging="360"/>
+      </w:pPr>
+      <w:rPr>
+        <w:rFonts w:ascii="Wingdings" w:hAnsi="Wingdings" w:hint="default"/>
+      </w:rPr>
+    </w:lvl>
+    <w:lvl w:ilvl="3" w:tplc="04090001" w:tentative="1">
+      <w:start w:val="1"/>
+      <w:numFmt w:val="bullet"/>
+      <w:lvlText w:val=""/>
+      <w:lvlJc w:val="left"/>
+      <w:pPr>
+        <w:ind w:left="2880" w:hanging="360"/>
+      </w:pPr>
+      <w:rPr>
+        <w:rFonts w:ascii="Symbol" w:hAnsi="Symbol" w:hint="default"/>
+      </w:rPr>
+    </w:lvl>
+    <w:lvl w:ilvl="4" w:tplc="04090003" w:tentative="1">
+      <w:start w:val="1"/>
+      <w:numFmt w:val="bullet"/>
+      <w:lvlText w:val="o"/>
+      <w:lvlJc w:val="left"/>
+      <w:pPr>
+        <w:ind w:left="3600" w:hanging="360"/>
+      </w:pPr>
+      <w:rPr>
+        <w:rFonts w:ascii="Courier New" w:hAnsi="Courier New" w:cs="Courier New" w:hint="default"/>
+      </w:rPr>
+    </w:lvl>
+    <w:lvl w:ilvl="5" w:tplc="04090005" w:tentative="1">
+      <w:start w:val="1"/>
+      <w:numFmt w:val="bullet"/>
+      <w:lvlText w:val=""/>
+      <w:lvlJc w:val="left"/>
+      <w:pPr>
+        <w:ind w:left="4320" w:hanging="360"/>
+      </w:pPr>
+      <w:rPr>
+        <w:rFonts w:ascii="Wingdings" w:hAnsi="Wingdings" w:hint="default"/>
+      </w:rPr>
+    </w:lvl>
+    <w:lvl w:ilvl="6" w:tplc="04090001" w:tentative="1">
+      <w:start w:val="1"/>
+      <w:numFmt w:val="bullet"/>
+      <w:lvlText w:val=""/>
+      <w:lvlJc w:val="left"/>
+      <w:pPr>
+        <w:ind w:left="5040" w:hanging="360"/>
+      </w:pPr>
+      <w:rPr>
+        <w:rFonts w:ascii="Symbol" w:hAnsi="Symbol" w:hint="default"/>
+      </w:rPr>
+    </w:lvl>
+    <w:lvl w:ilvl="7" w:tplc="04090003" w:tentative="1">
+      <w:start w:val="1"/>
+      <w:numFmt w:val="bullet"/>
+      <w:lvlText w:val="o"/>
+      <w:lvlJc w:val="left"/>
+      <w:pPr>
+        <w:ind w:left="5760" w:hanging="360"/>
+      </w:pPr>
+      <w:rPr>
+        <w:rFonts w:ascii="Courier New" w:hAnsi="Courier New" w:cs="Courier New" w:hint="default"/>
+      </w:rPr>
+    </w:lvl>
+    <w:lvl w:ilvl="8" w:tplc="04090005" w:tentative="1">
+      <w:start w:val="1"/>
+      <w:numFmt w:val="bullet"/>
+      <w:lvlText w:val=""/>
+      <w:lvlJc w:val="left"/>
+      <w:pPr>
+        <w:ind w:left="6480" w:hanging="360"/>
+      </w:pPr>
+      <w:rPr>
+        <w:rFonts w:ascii="Wingdings" w:hAnsi="Wingdings" w:hint="default"/>
+      </w:rPr>
+    </w:lvl>
+  </w:abstractNum>
+  <w:num w:numId="1" w16cid:durableId="1817719777">
+    <w:abstractNumId w:val="0"/>
+  </w:num>
+</w:numbering>
 </file>
 
 <file path=word/styles.xml><?xml version="1.0" encoding="utf-8"?>
@@ -1069,6 +1768,25 @@
     <w:uiPriority w:val="99"/>
     <w:rsid w:val="008838A5"/>
   </w:style>
+  <w:style w:type="table" w:styleId="TableGrid">
+    <w:name w:val="Table Grid"/>
+    <w:basedOn w:val="TableNormal"/>
+    <w:uiPriority w:val="39"/>
+    <w:rsid w:val="00271CDF"/>
+    <w:pPr>
+      <w:spacing w:after="0" w:line="240" w:lineRule="auto"/>
+    </w:pPr>
+    <w:tblPr>
+      <w:tblBorders>
+        <w:top w:val="single" w:sz="4" w:space="0" w:color="auto"/>
+        <w:left w:val="single" w:sz="4" w:space="0" w:color="auto"/>
+        <w:bottom w:val="single" w:sz="4" w:space="0" w:color="auto"/>
+        <w:right w:val="single" w:sz="4" w:space="0" w:color="auto"/>
+        <w:insideH w:val="single" w:sz="4" w:space="0" w:color="auto"/>
+        <w:insideV w:val="single" w:sz="4" w:space="0" w:color="auto"/>
+      </w:tblBorders>
+    </w:tblPr>
+  </w:style>
 </w:styles>
 </file>
 
